--- a/submission_nursing_inquiry_obstetric_violence/Cover_Letter_Nursing_Inquiry.docx
+++ b/submission_nursing_inquiry_obstetric_violence/Cover_Letter_Nursing_Inquiry.docx
@@ -49,7 +49,7 @@
           <w:b/>
           <w:i w:val="0"/>
         </w:rPr>
-        <w:t>Re: Submission of an Original Article, "Caught between conscience and culture: Moral negotiation, collective defences and obstetric violence in Saudi maternity care"</w:t>
+        <w:t>Re: Submission of an Original Article, "Beyond moral distress: Collective defences and the moral negotiation of obstetric violence by nurses and midwives in Saudi Arabia"</w:t>
       </w:r>
     </w:p>
     <w:p>
